--- a/10_Manual_Usuario_Implantacao_Treinamento_Suporte.docx
+++ b/10_Manual_Usuario_Implantacao_Treinamento_Suporte.docx
@@ -1107,7 +1107,7 @@
         <w:jc w:val="both"/>
       </w:pPr>
       <w:r>
-        <w:t>Execute npm test antes da apresentação. Na revisão V2 foram aprovados localmente 24/24 testes em Node.js 22. O CI está configurado para Node.js 18, 20 e 22 e deve ser conferido no GitHub. Problemas comuns incluem porta 3000 ocupada, Node.js ausente, base local alterada ou credencial digitada incorretamente.</w:t>
+        <w:t>Execute npm test antes da apresentação. Na revisão V2 foram aprovados localmente 49/49 testes em Node.js 22. O CI está configurado para Node.js 18, 20 e 22 e deve ser conferido no GitHub. Problemas comuns incluem porta 3000 ocupada, Node.js ausente, base local alterada ou credencial digitada incorretamente.</w:t>
       </w:r>
     </w:p>
     <w:p>
